--- a/literature overview.docx
+++ b/literature overview.docx
@@ -4,599 +4,670 @@
   <w:body>
     <w:p>
       <w:r>
+        <w:t xml:space="preserve">Развитието на </w:t>
+      </w:r>
+      <w:r>
+        <w:rPr>
+          <w:b/>
+          <w:bCs/>
+        </w:rPr>
+        <w:t>многокритериалния анализ за вземане на решения (MCDA)</w:t>
+      </w:r>
+      <w:r>
+        <w:t xml:space="preserve"> през последните петдесет години бележи значителна еволюция от класическите методи към съвременни подходи за обучение на предпочитанията</w:t>
+      </w:r>
+      <w:r>
+        <w:t xml:space="preserve"> [1] [2]</w:t>
+      </w:r>
+      <w:r>
+        <w:t>. В основата на тези системи лежи математическото агрегиране на често конфликтни критерии в единен модел на предпочитанията, който представя ценностната система на вземащия решения (DM)</w:t>
+      </w:r>
+      <w:r>
+        <w:t xml:space="preserve"> [2]</w:t>
+      </w:r>
+      <w:r>
+        <w:t xml:space="preserve">. Сред различните техники, </w:t>
+      </w:r>
+      <w:r>
+        <w:rPr>
+          <w:b/>
+          <w:bCs/>
+        </w:rPr>
+        <w:t>линейният модел на претеглената сума (WSM)</w:t>
+      </w:r>
+      <w:r>
+        <w:t xml:space="preserve"> остава най-широко използваният метод в литературата поради своята простота и лесна интерпретация</w:t>
+      </w:r>
+      <w:r>
+        <w:t xml:space="preserve"> [3]</w:t>
+      </w:r>
+      <w:r>
+        <w:t>. Този метод се основава на адитивната полезност, при която предпочитанията се изчисляват като сума от произведенията на теглата на критериите и нормализираните стойности на алтернативите.</w:t>
+      </w:r>
+      <w:r>
+        <w:t xml:space="preserve"> [4]</w:t>
+      </w:r>
+    </w:p>
+    <w:p>
+      <w:r>
+        <w:rPr>
+          <w:b/>
+          <w:bCs/>
+        </w:rPr>
+        <w:t>Математически основи и пространства от решения</w:t>
+      </w:r>
+    </w:p>
+    <w:p>
+      <w:r>
+        <w:t xml:space="preserve">Многокритериалните задачи за оптимизация (MOPs) рядко имат единствено оптимално решение; вместо това те генерират набор от компромисни решения, известни като </w:t>
+      </w:r>
+      <w:r>
+        <w:rPr>
+          <w:b/>
+          <w:bCs/>
+        </w:rPr>
+        <w:t>парето-оптимално множество</w:t>
+      </w:r>
+      <w:r>
+        <w:rPr>
+          <w:b/>
+          <w:bCs/>
+        </w:rPr>
+        <w:t xml:space="preserve"> </w:t>
+      </w:r>
+      <w:r>
+        <w:t>[1] [5]</w:t>
+      </w:r>
+      <w:r>
+        <w:t>. Пространството от решения се дефинира от парето-фронта, който отразява взаимните компромиси между различните критерии</w:t>
+      </w:r>
+      <w:r>
+        <w:t xml:space="preserve"> [1]</w:t>
+      </w:r>
+      <w:r>
+        <w:t xml:space="preserve">. Когато броят на критериите надвиши три, тези задачи се класифицират като </w:t>
+      </w:r>
+      <w:r>
+        <w:rPr>
+          <w:b/>
+          <w:bCs/>
+        </w:rPr>
+        <w:t>многокритериални задачи с голям брой цели (MaOPs)</w:t>
+      </w:r>
+      <w:r>
+        <w:t>, където пространството на решенията става изключително сложно поради „проклятието на размерността“</w:t>
+      </w:r>
+      <w:r>
+        <w:t xml:space="preserve"> [1</w:t>
+      </w:r>
+      <w:r>
+        <w:t>]</w:t>
+      </w:r>
+      <w:r>
+        <w:t>. В такива високоразмерни пространства парето-доминантността губи своята селективна сила, тъй като повечето решения стават взаимно недоминирани</w:t>
+      </w:r>
+      <w:r>
+        <w:t xml:space="preserve"> [1]</w:t>
+      </w:r>
+      <w:r>
+        <w:t>.</w:t>
+      </w:r>
+    </w:p>
+    <w:p>
+      <w:r>
+        <w:rPr>
+          <w:b/>
+          <w:bCs/>
+        </w:rPr>
+        <w:t>Конфигурационни пространства и извеждане на тегла</w:t>
+      </w:r>
+    </w:p>
+    <w:p>
+      <w:r>
+        <w:t>Определянето на теглата на критериите е критичен и често спорен етап в изграждането на линейни оценителни системи</w:t>
+      </w:r>
+      <w:r>
+        <w:t xml:space="preserve"> [6] [7]</w:t>
+      </w:r>
+      <w:r>
+        <w:t>. Литературата разделя методите за определяне на тегла на три категории:</w:t>
+      </w:r>
+    </w:p>
+    <w:p>
+      <w:pPr>
+        <w:numPr>
+          <w:ilvl w:val="0"/>
+          <w:numId w:val="1"/>
+        </w:numPr>
+      </w:pPr>
+      <w:r>
+        <w:rPr>
+          <w:b/>
+          <w:bCs/>
+        </w:rPr>
+        <w:t>Субективни методи:</w:t>
+      </w:r>
+      <w:r>
+        <w:t xml:space="preserve"> Основани на директни оценки от експерти (напр. AHP, директно класиране)</w:t>
+      </w:r>
+      <w:r>
+        <w:t xml:space="preserve"> </w:t>
+      </w:r>
+      <w:r>
+        <w:t>[7]</w:t>
+      </w:r>
+      <w:r>
+        <w:t>.</w:t>
+      </w:r>
+    </w:p>
+    <w:p>
+      <w:pPr>
+        <w:numPr>
+          <w:ilvl w:val="0"/>
+          <w:numId w:val="1"/>
+        </w:numPr>
+      </w:pPr>
+      <w:r>
+        <w:rPr>
+          <w:b/>
+          <w:bCs/>
+        </w:rPr>
+        <w:t>Обективни методи:</w:t>
+      </w:r>
+      <w:r>
+        <w:t xml:space="preserve"> Използват математически трансформации на данните в матрицата на решенията (напр. метод на ентропията, CRITIC)</w:t>
+      </w:r>
+      <w:r>
+        <w:t xml:space="preserve"> </w:t>
+      </w:r>
+      <w:r>
+        <w:t>[7]</w:t>
+      </w:r>
+      <w:r>
+        <w:t>.</w:t>
+      </w:r>
+    </w:p>
+    <w:p>
+      <w:pPr>
+        <w:numPr>
+          <w:ilvl w:val="0"/>
+          <w:numId w:val="1"/>
+        </w:numPr>
+      </w:pPr>
+      <w:r>
+        <w:rPr>
+          <w:b/>
+          <w:bCs/>
+        </w:rPr>
+        <w:t>Хибридни методи:</w:t>
+      </w:r>
+      <w:r>
+        <w:t xml:space="preserve"> Комбинират двата подхода (напр. MEREC)</w:t>
+      </w:r>
+      <w:r>
+        <w:t xml:space="preserve"> </w:t>
+      </w:r>
+      <w:r>
+        <w:t>[7]</w:t>
+      </w:r>
+      <w:r>
+        <w:t>.</w:t>
+      </w:r>
+    </w:p>
+    <w:p>
+      <w:r>
+        <w:t xml:space="preserve">Изследването на </w:t>
+      </w:r>
+      <w:r>
+        <w:rPr>
+          <w:b/>
+          <w:bCs/>
+        </w:rPr>
+        <w:t>пространството на теглата</w:t>
+      </w:r>
+      <w:r>
+        <w:t xml:space="preserve"> чрез метода </w:t>
+      </w:r>
+      <w:r>
+        <w:rPr>
+          <w:b/>
+          <w:bCs/>
+        </w:rPr>
+        <w:t>Монте Карло</w:t>
+      </w:r>
+      <w:r>
+        <w:t xml:space="preserve"> позволява на изследователите да анализират какви стойности на теглата са необходими, за да бъде дадена алтернатива класирана на първо място</w:t>
+      </w:r>
+      <w:r>
+        <w:t>[7]</w:t>
+      </w:r>
+      <w:r>
+        <w:t xml:space="preserve">. </w:t>
+      </w:r>
+      <w:r>
+        <w:t xml:space="preserve"> Този подход въвежда </w:t>
+      </w:r>
+      <w:r>
+        <w:lastRenderedPageBreak/>
+        <w:t xml:space="preserve">концепцията за </w:t>
+      </w:r>
+      <w:r>
+        <w:rPr>
+          <w:b/>
+          <w:bCs/>
+        </w:rPr>
+        <w:t>централни тегла</w:t>
+      </w:r>
+      <w:r>
+        <w:t xml:space="preserve"> и измерва тяхната стабилност и устойчивост спрямо промени в конфигурацията на системата</w:t>
+      </w:r>
+      <w:r>
+        <w:t xml:space="preserve"> </w:t>
+      </w:r>
+      <w:r>
+        <w:t>[7]</w:t>
+      </w:r>
+      <w:r>
+        <w:t>.</w:t>
+      </w:r>
+    </w:p>
+    <w:p>
+      <w:r>
+        <w:rPr>
+          <w:b/>
+          <w:bCs/>
+        </w:rPr>
+        <w:t>Анализ на чувствителността и устойчивостта</w:t>
+      </w:r>
+    </w:p>
+    <w:p>
+      <w:r>
+        <w:rPr>
+          <w:b/>
+          <w:bCs/>
+        </w:rPr>
+        <w:t>Анализът на чувствителността</w:t>
+      </w:r>
+      <w:r>
+        <w:t xml:space="preserve"> е незаменим за проверка на надеждността на получените резултати спрямо вариации в началните данни или теглата. Ключов елемент тук е определянето на </w:t>
+      </w:r>
+      <w:r>
+        <w:rPr>
+          <w:b/>
+          <w:bCs/>
+        </w:rPr>
+        <w:t>интервала на стабилност на теглата (WSI)</w:t>
+      </w:r>
+      <w:r>
+        <w:t xml:space="preserve"> – диапазонът, в който промяната на дадено тегло не променя ранга на алтернативите</w:t>
+      </w:r>
+      <w:r>
+        <w:t xml:space="preserve"> </w:t>
+      </w:r>
+      <w:r>
+        <w:t>[3]</w:t>
+      </w:r>
+      <w:r>
+        <w:t xml:space="preserve">. Традиционно този анализ се извършва по метода </w:t>
+      </w:r>
+      <w:r>
+        <w:rPr>
+          <w:b/>
+          <w:bCs/>
+        </w:rPr>
+        <w:t>„един по един“ (OAT)</w:t>
+      </w:r>
+      <w:r>
+        <w:t>, като се променя само един параметър, докато останалите остават фиксирани</w:t>
+      </w:r>
+      <w:r>
+        <w:t xml:space="preserve"> [8]</w:t>
+      </w:r>
+      <w:r>
+        <w:t xml:space="preserve">. По-нови подходи като </w:t>
+      </w:r>
+      <w:r>
+        <w:rPr>
+          <w:b/>
+          <w:bCs/>
+        </w:rPr>
+        <w:t>COMSAM</w:t>
+      </w:r>
+      <w:r>
+        <w:t xml:space="preserve"> предлагат всеобхватен анализ чрез едновременна модификация на множество елементи в матрицата на решенията, което разкрива сложни зависимости между променливите</w:t>
+      </w:r>
+      <w:r>
+        <w:t xml:space="preserve"> [8]</w:t>
+      </w:r>
+      <w:r>
+        <w:t>.</w:t>
+      </w:r>
+    </w:p>
+    <w:p>
+      <w:r>
+        <w:rPr>
+          <w:b/>
+          <w:bCs/>
+        </w:rPr>
+        <w:t>Визуализация на конфигурационните пространства</w:t>
+      </w:r>
+    </w:p>
+    <w:p>
+      <w:r>
+        <w:t>Визуализацията играе решаваща роля в разбирането на топологията на парето-фронта и навигацията в конфигурационните пространства</w:t>
+      </w:r>
+      <w:r>
+        <w:t xml:space="preserve"> [1]</w:t>
+      </w:r>
+      <w:r>
+        <w:t>. За високоразмерни системи се прилагат специфични техники като:</w:t>
+      </w:r>
+    </w:p>
+    <w:p>
+      <w:pPr>
+        <w:numPr>
+          <w:ilvl w:val="0"/>
+          <w:numId w:val="2"/>
+        </w:numPr>
+      </w:pPr>
+      <w:r>
+        <w:rPr>
+          <w:b/>
+          <w:bCs/>
+        </w:rPr>
+        <w:t>Матрици от точкови диаграми (Scatter Plot Matrix):</w:t>
+      </w:r>
+      <w:r>
+        <w:t xml:space="preserve"> За сравнение на двойки критерии</w:t>
+      </w:r>
+      <w:r>
+        <w:t xml:space="preserve"> [5] </w:t>
+      </w:r>
+      <w:r>
+        <w:t>[1]</w:t>
+      </w:r>
+      <w:r>
+        <w:t>.</w:t>
+      </w:r>
+    </w:p>
+    <w:p>
+      <w:pPr>
+        <w:numPr>
+          <w:ilvl w:val="0"/>
+          <w:numId w:val="2"/>
+        </w:numPr>
+      </w:pPr>
+      <w:r>
+        <w:rPr>
+          <w:b/>
+          <w:bCs/>
+        </w:rPr>
+        <w:t>Паралелни координати (Parallel Coordinates):</w:t>
+      </w:r>
+      <w:r>
+        <w:t xml:space="preserve"> Позволяват представяне на всички критерии едновременно върху двуизмерна равнина</w:t>
+      </w:r>
+      <w:r>
+        <w:t xml:space="preserve"> [5] </w:t>
+      </w:r>
+      <w:r>
+        <w:t>[1]</w:t>
+      </w:r>
+      <w:r>
+        <w:t>.</w:t>
+      </w:r>
+    </w:p>
+    <w:p>
+      <w:pPr>
+        <w:numPr>
+          <w:ilvl w:val="0"/>
+          <w:numId w:val="2"/>
+        </w:numPr>
+      </w:pPr>
+      <w:r>
+        <w:rPr>
+          <w:b/>
+          <w:bCs/>
+        </w:rPr>
+        <w:t>Радиална визуализация (RadVis):</w:t>
+      </w:r>
+      <w:r>
+        <w:t xml:space="preserve"> Използва физическа метафора с „пружини“, за да покаже баланса между критериите</w:t>
+      </w:r>
+      <w:r>
+        <w:t xml:space="preserve"> [5] </w:t>
+      </w:r>
+      <w:r>
+        <w:t>[1]</w:t>
+      </w:r>
+      <w:r>
+        <w:t>.</w:t>
+      </w:r>
+    </w:p>
+    <w:p>
+      <w:r>
+        <w:t>Емпиричните изследвания показват, че нито една единична техника не може да улови всички важни свойства на набора от решения, което налага използването на комбинирани стратегии за визуален анализ</w:t>
+      </w:r>
+      <w:r>
+        <w:t xml:space="preserve"> </w:t>
+      </w:r>
+      <w:r>
+        <w:t>[</w:t>
+      </w:r>
+      <w:r>
+        <w:t>1</w:t>
+      </w:r>
+      <w:r>
+        <w:t>] [</w:t>
+      </w:r>
+      <w:r>
+        <w:t>5</w:t>
+      </w:r>
+      <w:r>
+        <w:t>]</w:t>
+      </w:r>
+      <w:r>
+        <w:t>.</w:t>
+      </w:r>
+      <w:r>
+        <w:t xml:space="preserve"> Интегрирането на </w:t>
+      </w:r>
+      <w:r>
+        <w:rPr>
+          <w:b/>
+          <w:bCs/>
+        </w:rPr>
+        <w:t>кластеризация</w:t>
+      </w:r>
+      <w:r>
+        <w:t xml:space="preserve"> (напр. базирана на формата на векторите) с визуализация помага за организиране на големи масиви от данни и намаляване на когнитивното натоварване върху вземащия решения</w:t>
+      </w:r>
+      <w:r>
+        <w:t xml:space="preserve"> </w:t>
+      </w:r>
+      <w:r>
+        <w:t xml:space="preserve">[5] </w:t>
+      </w:r>
+      <w:r>
+        <w:t>.</w:t>
+      </w:r>
+    </w:p>
+    <w:p/>
+    <w:p/>
+    <w:p>
+      <w:pPr>
         <w:rPr>
           <w:lang w:val="bg-BG"/>
         </w:rPr>
-        <w:t>Научната литература, посветена на анализа на пространствата от решения и системите за многокритериална оценка, се опира на математическите основи на линейната и нелинейната оптимизация, като поставя особен акцент върху геометрията на допустимите множества, динамиката на компромисите при множество цели и устойчивостта на моделите в условия на несигурност.</w:t>
-      </w:r>
-    </w:p>
-    <w:p/>
-    <w:p>
-      <w:pPr>
+      </w:pPr>
+      <w:r>
         <w:rPr>
           <w:lang w:val="bg-BG"/>
         </w:rPr>
-      </w:pPr>
-      <w:r>
+        <w:t>Л И Т Е Р А Т У Р А</w:t>
+      </w:r>
+    </w:p>
+    <w:p>
+      <w:pPr>
+        <w:pStyle w:val="ListParagraph"/>
+        <w:numPr>
+          <w:ilvl w:val="0"/>
+          <w:numId w:val="3"/>
+        </w:numPr>
+        <w:spacing w:after="0" w:line="240" w:lineRule="auto"/>
+        <w:rPr>
+          <w:highlight w:val="cyan"/>
+        </w:rPr>
+      </w:pPr>
+      <w:r>
+        <w:rPr>
+          <w:highlight w:val="cyan"/>
+        </w:rPr>
+        <w:t>Brockhoff et al., eds. (2023), Many-Criteria Optimization and Decision Analysis</w:t>
+      </w:r>
+    </w:p>
+    <w:p>
+      <w:pPr>
+        <w:pStyle w:val="ListParagraph"/>
+        <w:numPr>
+          <w:ilvl w:val="0"/>
+          <w:numId w:val="3"/>
+        </w:numPr>
+        <w:spacing w:after="0" w:line="240" w:lineRule="auto"/>
+        <w:rPr>
+          <w:highlight w:val="cyan"/>
+        </w:rPr>
+      </w:pPr>
+      <w:r>
+        <w:rPr>
+          <w:highlight w:val="cyan"/>
+        </w:rPr>
+        <w:lastRenderedPageBreak/>
+        <w:t>Greco, Słowiński &amp; Wallenius (2025), Fifty years of multiple criteria decision analysis</w:t>
+      </w:r>
+    </w:p>
+    <w:p>
+      <w:pPr>
+        <w:pStyle w:val="ListParagraph"/>
+        <w:numPr>
+          <w:ilvl w:val="0"/>
+          <w:numId w:val="3"/>
+        </w:numPr>
+        <w:spacing w:after="0" w:line="240" w:lineRule="auto"/>
+        <w:rPr>
+          <w:highlight w:val="green"/>
+        </w:rPr>
+      </w:pPr>
+      <w:r>
+        <w:rPr>
+          <w:highlight w:val="green"/>
+        </w:rPr>
+        <w:t>O’Shea et al. (2026), Weight stability intervals for multi-criteria decision analysis using the weighted sum model</w:t>
+      </w:r>
+    </w:p>
+    <w:p>
+      <w:pPr>
+        <w:pStyle w:val="ListParagraph"/>
+        <w:numPr>
+          <w:ilvl w:val="0"/>
+          <w:numId w:val="3"/>
+        </w:numPr>
+        <w:spacing w:after="0" w:line="240" w:lineRule="auto"/>
+        <w:rPr>
+          <w:highlight w:val="green"/>
+        </w:rPr>
+      </w:pPr>
+      <w:r>
+        <w:rPr>
+          <w:highlight w:val="green"/>
+        </w:rPr>
+        <w:t>Triantaphyllou &amp; Sánchez (1997), A Sensitivity Analysis Approach for Some Deterministic Multi-Criteria Decision-Making Methods</w:t>
+      </w:r>
+    </w:p>
+    <w:p>
+      <w:pPr>
+        <w:pStyle w:val="ListParagraph"/>
+        <w:numPr>
+          <w:ilvl w:val="0"/>
+          <w:numId w:val="3"/>
+        </w:numPr>
+        <w:spacing w:after="0" w:line="240" w:lineRule="auto"/>
+        <w:rPr>
+          <w:highlight w:val="cyan"/>
+        </w:rPr>
+      </w:pPr>
+      <w:r>
+        <w:rPr>
+          <w:highlight w:val="cyan"/>
+        </w:rPr>
+        <w:t>von Lücken et al. (2024), Improvement Strategies for Visualizing Solution Sets in Many-Objective Optimization Problems</w:t>
+      </w:r>
+    </w:p>
+    <w:p>
+      <w:pPr>
+        <w:pStyle w:val="ListParagraph"/>
+        <w:numPr>
+          <w:ilvl w:val="0"/>
+          <w:numId w:val="3"/>
+        </w:numPr>
         <w:rPr>
           <w:lang w:val="bg-BG"/>
         </w:rPr>
-        <w:t>I. Основни принципи на линейната и нелинейната оптимизация</w:t>
-      </w:r>
-    </w:p>
-    <w:p>
-      <w:pPr>
+      </w:pPr>
+      <w:r>
+        <w:rPr>
+          <w:highlight w:val="green"/>
+        </w:rPr>
+        <w:t>OECD/JRC (2008), Handbook on Constructing Composite Indicators: Methodology and User Guide</w:t>
+      </w:r>
+    </w:p>
+    <w:p>
+      <w:pPr>
+        <w:pStyle w:val="ListParagraph"/>
+        <w:numPr>
+          <w:ilvl w:val="0"/>
+          <w:numId w:val="3"/>
+        </w:numPr>
         <w:rPr>
           <w:lang w:val="bg-BG"/>
         </w:rPr>
       </w:pPr>
       <w:r>
         <w:rPr>
+          <w:highlight w:val="green"/>
+        </w:rPr>
+        <w:t>Mazurek &amp; Strzałka (2022), On the Monte Carlo weights in multiple criteria decision analysis</w:t>
+      </w:r>
+    </w:p>
+    <w:p>
+      <w:pPr>
+        <w:pStyle w:val="ListParagraph"/>
+        <w:numPr>
+          <w:ilvl w:val="0"/>
+          <w:numId w:val="3"/>
+        </w:numPr>
+        <w:rPr>
+          <w:highlight w:val="green"/>
+        </w:rPr>
+      </w:pPr>
+      <w:r>
+        <w:rPr>
+          <w:highlight w:val="green"/>
+        </w:rPr>
+        <w:t>Więckowski &amp; Sałabun (2024), A new sensitivity analysis method for decision-making with multiple parameters modification (COMSAM)</w:t>
+      </w:r>
+    </w:p>
+    <w:p>
+      <w:pPr>
+        <w:pStyle w:val="ListParagraph"/>
+        <w:numPr>
+          <w:ilvl w:val="0"/>
+          <w:numId w:val="3"/>
+        </w:numPr>
+        <w:rPr>
           <w:lang w:val="bg-BG"/>
         </w:rPr>
-        <w:t xml:space="preserve">Линейната оптимизация (ЛО), известна още като линейно програмиране, остава фундаментален елемент в моделите за вземане на решения. Тя се дефинира чрез оптимизиране на линейна целева функция при наличие на краен брой линейни ограничения от типа на равенства и неравенства. Класическият подход за решаване на такива системи е симплекс-методът, въведен от Джордж </w:t>
-      </w:r>
-      <w:proofErr w:type="spellStart"/>
-      <w:r>
-        <w:rPr>
-          <w:lang w:val="bg-BG"/>
-        </w:rPr>
-        <w:t>Данциг</w:t>
-      </w:r>
-      <w:proofErr w:type="spellEnd"/>
-      <w:r>
-        <w:rPr>
-          <w:lang w:val="bg-BG"/>
-        </w:rPr>
-        <w:t xml:space="preserve"> в края на 40-те години на миналия век; той намира оптимални решения чрез обхождане на върховете на допустимото множество, което представлява изпъкнал </w:t>
-      </w:r>
-      <w:proofErr w:type="spellStart"/>
-      <w:r>
-        <w:rPr>
-          <w:lang w:val="bg-BG"/>
-        </w:rPr>
-        <w:t>многостен</w:t>
-      </w:r>
-      <w:proofErr w:type="spellEnd"/>
-      <w:r>
-        <w:rPr>
-          <w:lang w:val="bg-BG"/>
-        </w:rPr>
-        <w:t xml:space="preserve"> (</w:t>
-      </w:r>
-      <w:proofErr w:type="spellStart"/>
-      <w:r>
-        <w:rPr>
-          <w:lang w:val="bg-BG"/>
-        </w:rPr>
-        <w:t>полиедър</w:t>
-      </w:r>
-      <w:proofErr w:type="spellEnd"/>
-      <w:r>
-        <w:rPr>
-          <w:lang w:val="bg-BG"/>
-        </w:rPr>
-        <w:t>).</w:t>
-      </w:r>
-    </w:p>
-    <w:p>
-      <w:r>
-        <w:rPr>
-          <w:lang w:val="bg-BG"/>
-        </w:rPr>
-        <w:t xml:space="preserve">Въпреки това, когато системите за оценка надхвърлят рамките на строго линейните взаимодействия, нелинейната оптимизация придобива съществено значение. Тази област разглежда модели за минимизиране или максимизиране с нелинейни целеви функции и нелинейни ограничения, като за откриване на точките на локален оптимум се използват предимно производни от първи или втори ред. В контекста на оптимизацията с ограничения, условията на </w:t>
-      </w:r>
-      <w:proofErr w:type="spellStart"/>
-      <w:r>
-        <w:rPr>
-          <w:lang w:val="bg-BG"/>
-        </w:rPr>
-        <w:t>Каруш-Кун-Тъкър</w:t>
-      </w:r>
-      <w:proofErr w:type="spellEnd"/>
-      <w:r>
-        <w:rPr>
-          <w:lang w:val="bg-BG"/>
-        </w:rPr>
-        <w:t xml:space="preserve"> (KKT) служат като алгебричен израз на геометричната концепция за </w:t>
-      </w:r>
-      <w:proofErr w:type="spellStart"/>
-      <w:r>
-        <w:rPr>
-          <w:lang w:val="bg-BG"/>
-        </w:rPr>
-        <w:t>стационарност</w:t>
-      </w:r>
-      <w:proofErr w:type="spellEnd"/>
-      <w:r>
-        <w:rPr>
-          <w:lang w:val="bg-BG"/>
-        </w:rPr>
-        <w:t>, осигурявайки необходими условия за оптималност, стига да са изпълнени условията за регулярност (т.нар. условия за допустимост на ограниченията).</w:t>
-      </w:r>
-    </w:p>
-    <w:p/>
-    <w:p>
-      <w:pPr>
-        <w:rPr>
-          <w:lang w:val="bg-BG"/>
-        </w:rPr>
-      </w:pPr>
-      <w:r>
-        <w:rPr>
-          <w:lang w:val="bg-BG"/>
-        </w:rPr>
-        <w:t xml:space="preserve">II. Вземане на решения въз основа на множество критерии (MCDM) и </w:t>
-      </w:r>
-      <w:proofErr w:type="spellStart"/>
-      <w:r>
-        <w:rPr>
-          <w:lang w:val="bg-BG"/>
-        </w:rPr>
-        <w:t>Парето</w:t>
-      </w:r>
-      <w:proofErr w:type="spellEnd"/>
-      <w:r>
-        <w:rPr>
-          <w:lang w:val="bg-BG"/>
-        </w:rPr>
-        <w:t>-оптималност</w:t>
-      </w:r>
-    </w:p>
-    <w:p>
-      <w:pPr>
-        <w:rPr>
-          <w:lang w:val="bg-BG"/>
-        </w:rPr>
-      </w:pPr>
-      <w:r>
-        <w:rPr>
-          <w:lang w:val="bg-BG"/>
-        </w:rPr>
-        <w:t>Когато една система за оценяване трябва да отчете множество, често противоречащи си цели, тя попада в обхвата на многокритериалната оптимизация (MOO) или вземането на решения въз основа на множество критерии (MCDM). Изследванията в тази област подчертават, че в практиката рядко съществува „перфектно“ решение – такова, което оптимизира всички критерии едновременно.</w:t>
-      </w:r>
-    </w:p>
-    <w:p>
-      <w:r>
-        <w:rPr>
-          <w:lang w:val="bg-BG"/>
-        </w:rPr>
-        <w:lastRenderedPageBreak/>
-        <w:t xml:space="preserve">Основната концепция при многокритериалната оптимизация е </w:t>
-      </w:r>
-      <w:proofErr w:type="spellStart"/>
-      <w:r>
-        <w:rPr>
-          <w:lang w:val="bg-BG"/>
-        </w:rPr>
-        <w:t>Парето</w:t>
-      </w:r>
-      <w:proofErr w:type="spellEnd"/>
-      <w:r>
-        <w:rPr>
-          <w:lang w:val="bg-BG"/>
-        </w:rPr>
-        <w:t xml:space="preserve">-оптималността (или липсата на доминиране). Дадено решение се определя като </w:t>
-      </w:r>
-      <w:proofErr w:type="spellStart"/>
-      <w:r>
-        <w:rPr>
-          <w:lang w:val="bg-BG"/>
-        </w:rPr>
-        <w:t>Парето</w:t>
-      </w:r>
-      <w:proofErr w:type="spellEnd"/>
-      <w:r>
-        <w:rPr>
-          <w:lang w:val="bg-BG"/>
-        </w:rPr>
-        <w:t>-оптимално, ако не съществува друго допустимо решение, което да подобрява поне една от целите, без същевременно да влошава друга. За решаването на тези проблеми изследователите често използват метода на тегловните коефициенти, който преобразува векторната целева функция в задача с един критерий чрез задаване на относителни тегла ($</w:t>
-      </w:r>
-      <w:proofErr w:type="spellStart"/>
-      <w:r>
-        <w:rPr>
-          <w:lang w:val="bg-BG"/>
-        </w:rPr>
-        <w:t>w_i</w:t>
-      </w:r>
-      <w:proofErr w:type="spellEnd"/>
-      <w:r>
-        <w:rPr>
-          <w:lang w:val="bg-BG"/>
-        </w:rPr>
-        <w:t xml:space="preserve">$) за различните показатели. Макар и ефективен, този метод се характеризира със субективност, тъй като избраните тегла оказват пряко влияние върху крайното класиране и върху подмножеството от </w:t>
-      </w:r>
-      <w:proofErr w:type="spellStart"/>
-      <w:r>
-        <w:rPr>
-          <w:lang w:val="bg-BG"/>
-        </w:rPr>
-        <w:t>Парето</w:t>
-      </w:r>
-      <w:proofErr w:type="spellEnd"/>
-      <w:r>
-        <w:rPr>
-          <w:lang w:val="bg-BG"/>
-        </w:rPr>
-        <w:t>-оптимални решения, които биват открити.</w:t>
-      </w:r>
-    </w:p>
-    <w:p/>
-    <w:p>
-      <w:pPr>
-        <w:rPr>
-          <w:lang w:val="bg-BG"/>
-        </w:rPr>
-      </w:pPr>
-      <w:r>
-        <w:rPr>
-          <w:lang w:val="bg-BG"/>
-        </w:rPr>
-        <w:t>III. Геометрия и структура на пространствата от решения</w:t>
-      </w:r>
-    </w:p>
-    <w:p>
-      <w:pPr>
-        <w:rPr>
-          <w:lang w:val="bg-BG"/>
-        </w:rPr>
-      </w:pPr>
-      <w:r>
-        <w:rPr>
-          <w:lang w:val="bg-BG"/>
-        </w:rPr>
-        <w:t xml:space="preserve">Структурният анализ на пространствата от решения се опира на геометрията на </w:t>
-      </w:r>
-      <w:proofErr w:type="spellStart"/>
-      <w:r>
-        <w:rPr>
-          <w:lang w:val="bg-BG"/>
-        </w:rPr>
-        <w:t>полиедралните</w:t>
-      </w:r>
-      <w:proofErr w:type="spellEnd"/>
-      <w:r>
-        <w:rPr>
-          <w:lang w:val="bg-BG"/>
-        </w:rPr>
-        <w:t xml:space="preserve"> множества. Допустимото множество в една линейна система се характеризира като </w:t>
-      </w:r>
-      <w:proofErr w:type="spellStart"/>
-      <w:r>
-        <w:rPr>
-          <w:lang w:val="bg-BG"/>
-        </w:rPr>
-        <w:t>полиедър</w:t>
-      </w:r>
-      <w:proofErr w:type="spellEnd"/>
-      <w:r>
-        <w:rPr>
-          <w:lang w:val="bg-BG"/>
-        </w:rPr>
-        <w:t xml:space="preserve"> – сечение на краен брой </w:t>
-      </w:r>
-      <w:proofErr w:type="spellStart"/>
-      <w:r>
-        <w:rPr>
-          <w:lang w:val="bg-BG"/>
-        </w:rPr>
-        <w:t>полупространства</w:t>
-      </w:r>
-      <w:proofErr w:type="spellEnd"/>
-      <w:r>
-        <w:rPr>
-          <w:lang w:val="bg-BG"/>
-        </w:rPr>
-        <w:t>, което по своята същност е изпъкнало.</w:t>
-      </w:r>
-    </w:p>
-    <w:p>
-      <w:r>
-        <w:rPr>
-          <w:lang w:val="bg-BG"/>
-        </w:rPr>
-        <w:t xml:space="preserve">Теоретични постижения, като например теоремата на </w:t>
-      </w:r>
-      <w:proofErr w:type="spellStart"/>
-      <w:r>
-        <w:rPr>
-          <w:lang w:val="bg-BG"/>
-        </w:rPr>
-        <w:t>Каратеодори</w:t>
-      </w:r>
-      <w:proofErr w:type="spellEnd"/>
-      <w:r>
-        <w:rPr>
-          <w:lang w:val="bg-BG"/>
-        </w:rPr>
-        <w:t>, установяват, че всяка точка от изпъкналата обвивка на дадено множество може да бъде представена като изпъкнала комбинация от ограничен брой „генератори“ (най-много n+1 в n-мерно пространство). Разбирането на тези „минимални конфигурации“ или генератори е от съществено значение за определяне на фундаменталната структура на пространството на конфигурациите. Освен това теоремата на Минковски-</w:t>
-      </w:r>
-      <w:proofErr w:type="spellStart"/>
-      <w:r>
-        <w:rPr>
-          <w:lang w:val="bg-BG"/>
-        </w:rPr>
-        <w:t>Вайл</w:t>
-      </w:r>
-      <w:proofErr w:type="spellEnd"/>
-      <w:r>
-        <w:rPr>
-          <w:lang w:val="bg-BG"/>
-        </w:rPr>
-        <w:t xml:space="preserve"> (относно структурата на </w:t>
-      </w:r>
-      <w:proofErr w:type="spellStart"/>
-      <w:r>
-        <w:rPr>
-          <w:lang w:val="bg-BG"/>
-        </w:rPr>
-        <w:t>полиедралните</w:t>
-      </w:r>
-      <w:proofErr w:type="spellEnd"/>
-      <w:r>
-        <w:rPr>
-          <w:lang w:val="bg-BG"/>
-        </w:rPr>
-        <w:t xml:space="preserve"> множества) доказва, че всяко </w:t>
-      </w:r>
-      <w:proofErr w:type="spellStart"/>
-      <w:r>
-        <w:rPr>
-          <w:lang w:val="bg-BG"/>
-        </w:rPr>
-        <w:t>полиедрално</w:t>
-      </w:r>
-      <w:proofErr w:type="spellEnd"/>
-      <w:r>
-        <w:rPr>
-          <w:lang w:val="bg-BG"/>
-        </w:rPr>
-        <w:t xml:space="preserve"> множество може да се представи като сума от изпъкнала обвивка на краен брой върхове и конична обвивка на краен брой рецесивни посоки.</w:t>
-      </w:r>
-    </w:p>
-    <w:p/>
-    <w:p>
-      <w:pPr>
-        <w:rPr>
-          <w:lang w:val="bg-BG"/>
-        </w:rPr>
-      </w:pPr>
-      <w:r>
-        <w:rPr>
-          <w:lang w:val="bg-BG"/>
-        </w:rPr>
-        <w:t>IV. Чувствителност, устойчивост и несигурност на данните</w:t>
-      </w:r>
-    </w:p>
-    <w:p>
-      <w:pPr>
-        <w:rPr>
-          <w:lang w:val="bg-BG"/>
-        </w:rPr>
-      </w:pPr>
-      <w:r>
-        <w:rPr>
-          <w:lang w:val="bg-BG"/>
-        </w:rPr>
-        <w:t>Ключов аспект в съвременната оптимизация е влиянието на несигурността на данните. Изследванията показват, че „номиналните“ оптимални решения – тези, изчислени при допускане за точност на данните – могат да бъдат силно нестабилни. Дори малки смущения в коефициентите (например 0,1% поради грешки при измерване или прогнозиране) могат да доведат до значителни нарушения на ограниченията, правейки резултатите практически безсмислени.</w:t>
-      </w:r>
-    </w:p>
-    <w:p>
-      <w:r>
-        <w:rPr>
-          <w:lang w:val="bg-BG"/>
-        </w:rPr>
-        <w:lastRenderedPageBreak/>
-        <w:t>За справяне с този проблем се утвърди устойчивата оптимизация (</w:t>
-      </w:r>
-      <w:proofErr w:type="spellStart"/>
-      <w:r>
-        <w:rPr>
-          <w:lang w:val="bg-BG"/>
-        </w:rPr>
-        <w:t>Robust</w:t>
-      </w:r>
-      <w:proofErr w:type="spellEnd"/>
-      <w:r>
-        <w:rPr>
-          <w:lang w:val="bg-BG"/>
-        </w:rPr>
-        <w:t xml:space="preserve"> </w:t>
-      </w:r>
-      <w:proofErr w:type="spellStart"/>
-      <w:r>
-        <w:rPr>
-          <w:lang w:val="bg-BG"/>
-        </w:rPr>
-        <w:t>Optimization</w:t>
-      </w:r>
-      <w:proofErr w:type="spellEnd"/>
-      <w:r>
-        <w:rPr>
-          <w:lang w:val="bg-BG"/>
-        </w:rPr>
-        <w:t xml:space="preserve"> – RO) като методология за осигуряване на устойчивост на решенията спрямо несигурността. Този подход включва формулирането на „устойчив еквивалент“ (</w:t>
-      </w:r>
-      <w:proofErr w:type="spellStart"/>
-      <w:r>
-        <w:rPr>
-          <w:lang w:val="bg-BG"/>
-        </w:rPr>
-        <w:t>robust</w:t>
-      </w:r>
-      <w:proofErr w:type="spellEnd"/>
-      <w:r>
-        <w:rPr>
-          <w:lang w:val="bg-BG"/>
-        </w:rPr>
-        <w:t xml:space="preserve"> </w:t>
-      </w:r>
-      <w:proofErr w:type="spellStart"/>
-      <w:r>
-        <w:rPr>
-          <w:lang w:val="bg-BG"/>
-        </w:rPr>
-        <w:t>counterpart</w:t>
-      </w:r>
-      <w:proofErr w:type="spellEnd"/>
-      <w:r>
-        <w:rPr>
-          <w:lang w:val="bg-BG"/>
-        </w:rPr>
-        <w:t xml:space="preserve">) на оптимизационната задача, който остава допустим за всички възможни реализации на данните в рамките на определено множество на несигурност. При линейните системи, ако множеството на несигурност е </w:t>
-      </w:r>
-      <w:proofErr w:type="spellStart"/>
-      <w:r>
-        <w:rPr>
-          <w:lang w:val="bg-BG"/>
-        </w:rPr>
-        <w:t>полиедрално</w:t>
-      </w:r>
-      <w:proofErr w:type="spellEnd"/>
-      <w:r>
-        <w:rPr>
-          <w:lang w:val="bg-BG"/>
-        </w:rPr>
-        <w:t>, устойчивият еквивалент често може да бъде преобразуван в явна линейна програма, удобна за изчислително решаване.</w:t>
-      </w:r>
-    </w:p>
-    <w:p/>
-    <w:p>
-      <w:pPr>
-        <w:rPr>
-          <w:lang w:val="bg-BG"/>
-        </w:rPr>
-      </w:pPr>
-      <w:r>
-        <w:rPr>
-          <w:lang w:val="bg-BG"/>
-        </w:rPr>
-        <w:t>V. Изчислителни рамки и сложност</w:t>
-      </w:r>
-    </w:p>
-    <w:p>
-      <w:pPr>
-        <w:rPr>
-          <w:lang w:val="bg-BG"/>
-        </w:rPr>
-      </w:pPr>
-      <w:r>
-        <w:rPr>
-          <w:lang w:val="bg-BG"/>
-        </w:rPr>
-        <w:t>Еволюцията на методите за решаване премина от симплекс-метода към теоретично по-усъвършенствани алгоритми:</w:t>
-      </w:r>
-    </w:p>
-    <w:p>
-      <w:pPr>
-        <w:rPr>
-          <w:lang w:val="bg-BG"/>
-        </w:rPr>
-      </w:pPr>
-    </w:p>
-    <w:p>
-      <w:pPr>
-        <w:rPr>
-          <w:lang w:val="bg-BG"/>
-        </w:rPr>
-      </w:pPr>
-      <w:r>
-        <w:rPr>
-          <w:lang w:val="bg-BG"/>
-        </w:rPr>
-        <w:t xml:space="preserve">    Метод на елипсоидите (</w:t>
-      </w:r>
-      <w:proofErr w:type="spellStart"/>
-      <w:r>
-        <w:rPr>
-          <w:lang w:val="bg-BG"/>
-        </w:rPr>
-        <w:t>Хачиян</w:t>
-      </w:r>
-      <w:proofErr w:type="spellEnd"/>
-      <w:r>
-        <w:rPr>
-          <w:lang w:val="bg-BG"/>
-        </w:rPr>
-        <w:t xml:space="preserve">, 1979 г.): Първият алгоритъм, доказал, че линейната оптимизация е </w:t>
-      </w:r>
-      <w:proofErr w:type="spellStart"/>
-      <w:r>
-        <w:rPr>
-          <w:lang w:val="bg-BG"/>
-        </w:rPr>
-        <w:t>полиномиално</w:t>
-      </w:r>
-      <w:proofErr w:type="spellEnd"/>
-      <w:r>
-        <w:rPr>
-          <w:lang w:val="bg-BG"/>
-        </w:rPr>
-        <w:t xml:space="preserve"> решима в рамките на модела за комбинаторна сложност.</w:t>
-      </w:r>
-    </w:p>
-    <w:p>
-      <w:pPr>
-        <w:rPr>
-          <w:lang w:val="bg-BG"/>
-        </w:rPr>
-      </w:pPr>
-      <w:r>
-        <w:rPr>
-          <w:lang w:val="bg-BG"/>
-        </w:rPr>
-        <w:t xml:space="preserve">    Методи на вътрешната точка (IPM): Въведени от </w:t>
-      </w:r>
-      <w:proofErr w:type="spellStart"/>
-      <w:r>
-        <w:rPr>
-          <w:lang w:val="bg-BG"/>
-        </w:rPr>
-        <w:t>Кармаркар</w:t>
-      </w:r>
-      <w:proofErr w:type="spellEnd"/>
-      <w:r>
-        <w:rPr>
-          <w:lang w:val="bg-BG"/>
-        </w:rPr>
-        <w:t xml:space="preserve"> (1984 г.), тези методи се движат във вътрешността на допустимото множество, а не по неговата граница, и са изключително ефективни при мащабни задачи и </w:t>
-      </w:r>
-      <w:proofErr w:type="spellStart"/>
-      <w:r>
-        <w:rPr>
-          <w:lang w:val="bg-BG"/>
-        </w:rPr>
-        <w:t>полудефинитна</w:t>
-      </w:r>
-      <w:proofErr w:type="spellEnd"/>
-      <w:r>
-        <w:rPr>
-          <w:lang w:val="bg-BG"/>
-        </w:rPr>
-        <w:t xml:space="preserve"> оптимизация.</w:t>
-      </w:r>
-    </w:p>
-    <w:p>
-      <w:r>
-        <w:rPr>
-          <w:lang w:val="bg-BG"/>
-        </w:rPr>
-        <w:t xml:space="preserve">    Символни изчисления: Съвременните изследвания често използват системи за компютърна алгебра (напр. </w:t>
-      </w:r>
-      <w:proofErr w:type="spellStart"/>
-      <w:r>
-        <w:rPr>
-          <w:lang w:val="bg-BG"/>
-        </w:rPr>
-        <w:t>Mathematica</w:t>
-      </w:r>
-      <w:proofErr w:type="spellEnd"/>
-      <w:r>
-        <w:rPr>
-          <w:lang w:val="bg-BG"/>
-        </w:rPr>
-        <w:t>) за извършване на символни преобразувания, което позволява анализ на многокритериални системи без числените грешки, присъщи на стриктно процедурното програмиране.</w:t>
-      </w:r>
+      </w:pPr>
     </w:p>
     <w:p/>
     <w:p/>
@@ -613,9 +684,9 @@
 <file path=word/numbering.xml><?xml version="1.0" encoding="utf-8"?>
 <w:numbering xmlns:wpc="http://schemas.microsoft.com/office/word/2010/wordprocessingCanvas" xmlns:cx="http://schemas.microsoft.com/office/drawing/2014/chartex" xmlns:cx1="http://schemas.microsoft.com/office/drawing/2015/9/8/chartex" xmlns:cx2="http://schemas.microsoft.com/office/drawing/2015/10/21/chartex" xmlns:cx3="http://schemas.microsoft.com/office/drawing/2016/5/9/chartex" xmlns:cx4="http://schemas.microsoft.com/office/drawing/2016/5/10/chartex" xmlns:cx5="http://schemas.microsoft.com/office/drawing/2016/5/11/chartex" xmlns:cx6="http://schemas.microsoft.com/office/drawing/2016/5/12/chartex" xmlns:cx7="http://schemas.microsoft.com/office/drawing/2016/5/13/chartex" xmlns:cx8="http://schemas.microsoft.com/office/drawing/2016/5/14/chartex" xmlns:mc="http://schemas.openxmlformats.org/markup-compatibility/2006" xmlns:aink="http://schemas.microsoft.com/office/drawing/2016/ink" xmlns:am3d="http://schemas.microsoft.com/office/drawing/2017/model3d" xmlns:o="urn:schemas-microsoft-com:office:office" xmlns:oel="http://schemas.microsoft.com/office/2019/extlst" xmlns:r="http://schemas.openxmlformats.org/officeDocument/2006/relationships" xmlns:m="http://schemas.openxmlformats.org/officeDocument/2006/math" xmlns:v="urn:schemas-microsoft-com:vml" xmlns:wp14="http://schemas.microsoft.com/office/word/2010/wordprocessingDrawing" xmlns:wp="http://schemas.openxmlformats.org/drawingml/2006/wordprocessingDrawing" xmlns:w10="urn:schemas-microsoft-com:office:word" xmlns:w="http://schemas.openxmlformats.org/wordprocessingml/2006/main" xmlns:w14="http://schemas.microsoft.com/office/word/2010/wordml" xmlns:w15="http://schemas.microsoft.com/office/word/2012/wordml" xmlns:w16cex="http://schemas.microsoft.com/office/word/2018/wordml/cex" xmlns:w16cid="http://schemas.microsoft.com/office/word/2016/wordml/cid" xmlns:w16="http://schemas.microsoft.com/office/word/2018/wordml" xmlns:w16du="http://schemas.microsoft.com/office/word/2023/wordml/word16du" xmlns:w16sdtdh="http://schemas.microsoft.com/office/word/2020/wordml/sdtdatahash" xmlns:w16sdtfl="http://schemas.microsoft.com/office/word/2024/wordml/sdtformatlock" xmlns:w16se="http://schemas.microsoft.com/office/word/2015/wordml/symex" xmlns:wpg="http://schemas.microsoft.com/office/word/2010/wordprocessingGroup" xmlns:wpi="http://schemas.microsoft.com/office/word/2010/wordprocessingInk" xmlns:wne="http://schemas.microsoft.com/office/word/2006/wordml" xmlns:wps="http://schemas.microsoft.com/office/word/2010/wordprocessingShape" mc:Ignorable="w14 w15 w16se w16cid w16 w16cex w16sdtdh w16sdtfl w16du wp14">
   <w:abstractNum w:abstractNumId="0" w15:restartNumberingAfterBreak="0">
-    <w:nsid w:val="2DCA5C9B"/>
+    <w:nsid w:val="16B97B2E"/>
     <w:multiLevelType w:val="multilevel"/>
-    <w:tmpl w:val="C7966AF6"/>
+    <w:tmpl w:val="D8F83C9C"/>
     <w:lvl w:ilvl="0">
       <w:start w:val="1"/>
       <w:numFmt w:val="bullet"/>
@@ -761,8 +832,249 @@
       </w:rPr>
     </w:lvl>
   </w:abstractNum>
-  <w:num w:numId="1" w16cid:durableId="2112161051">
+  <w:abstractNum w:abstractNumId="1" w15:restartNumberingAfterBreak="0">
+    <w:nsid w:val="30346B8C"/>
+    <w:multiLevelType w:val="hybridMultilevel"/>
+    <w:tmpl w:val="63C283D4"/>
+    <w:lvl w:ilvl="0" w:tplc="0409000F">
+      <w:start w:val="1"/>
+      <w:numFmt w:val="decimal"/>
+      <w:lvlText w:val="%1."/>
+      <w:lvlJc w:val="left"/>
+      <w:pPr>
+        <w:ind w:left="720" w:hanging="360"/>
+      </w:pPr>
+    </w:lvl>
+    <w:lvl w:ilvl="1" w:tplc="04090019" w:tentative="1">
+      <w:start w:val="1"/>
+      <w:numFmt w:val="lowerLetter"/>
+      <w:lvlText w:val="%2."/>
+      <w:lvlJc w:val="left"/>
+      <w:pPr>
+        <w:ind w:left="1440" w:hanging="360"/>
+      </w:pPr>
+    </w:lvl>
+    <w:lvl w:ilvl="2" w:tplc="0409001B" w:tentative="1">
+      <w:start w:val="1"/>
+      <w:numFmt w:val="lowerRoman"/>
+      <w:lvlText w:val="%3."/>
+      <w:lvlJc w:val="right"/>
+      <w:pPr>
+        <w:ind w:left="2160" w:hanging="180"/>
+      </w:pPr>
+    </w:lvl>
+    <w:lvl w:ilvl="3" w:tplc="0409000F" w:tentative="1">
+      <w:start w:val="1"/>
+      <w:numFmt w:val="decimal"/>
+      <w:lvlText w:val="%4."/>
+      <w:lvlJc w:val="left"/>
+      <w:pPr>
+        <w:ind w:left="2880" w:hanging="360"/>
+      </w:pPr>
+    </w:lvl>
+    <w:lvl w:ilvl="4" w:tplc="04090019" w:tentative="1">
+      <w:start w:val="1"/>
+      <w:numFmt w:val="lowerLetter"/>
+      <w:lvlText w:val="%5."/>
+      <w:lvlJc w:val="left"/>
+      <w:pPr>
+        <w:ind w:left="3600" w:hanging="360"/>
+      </w:pPr>
+    </w:lvl>
+    <w:lvl w:ilvl="5" w:tplc="0409001B" w:tentative="1">
+      <w:start w:val="1"/>
+      <w:numFmt w:val="lowerRoman"/>
+      <w:lvlText w:val="%6."/>
+      <w:lvlJc w:val="right"/>
+      <w:pPr>
+        <w:ind w:left="4320" w:hanging="180"/>
+      </w:pPr>
+    </w:lvl>
+    <w:lvl w:ilvl="6" w:tplc="0409000F" w:tentative="1">
+      <w:start w:val="1"/>
+      <w:numFmt w:val="decimal"/>
+      <w:lvlText w:val="%7."/>
+      <w:lvlJc w:val="left"/>
+      <w:pPr>
+        <w:ind w:left="5040" w:hanging="360"/>
+      </w:pPr>
+    </w:lvl>
+    <w:lvl w:ilvl="7" w:tplc="04090019" w:tentative="1">
+      <w:start w:val="1"/>
+      <w:numFmt w:val="lowerLetter"/>
+      <w:lvlText w:val="%8."/>
+      <w:lvlJc w:val="left"/>
+      <w:pPr>
+        <w:ind w:left="5760" w:hanging="360"/>
+      </w:pPr>
+    </w:lvl>
+    <w:lvl w:ilvl="8" w:tplc="0409001B" w:tentative="1">
+      <w:start w:val="1"/>
+      <w:numFmt w:val="lowerRoman"/>
+      <w:lvlText w:val="%9."/>
+      <w:lvlJc w:val="right"/>
+      <w:pPr>
+        <w:ind w:left="6480" w:hanging="180"/>
+      </w:pPr>
+    </w:lvl>
+  </w:abstractNum>
+  <w:abstractNum w:abstractNumId="2" w15:restartNumberingAfterBreak="0">
+    <w:nsid w:val="5D2347DD"/>
+    <w:multiLevelType w:val="multilevel"/>
+    <w:tmpl w:val="485096E6"/>
+    <w:lvl w:ilvl="0">
+      <w:start w:val="1"/>
+      <w:numFmt w:val="bullet"/>
+      <w:lvlText w:val=""/>
+      <w:lvlJc w:val="left"/>
+      <w:pPr>
+        <w:tabs>
+          <w:tab w:val="num" w:pos="720"/>
+        </w:tabs>
+        <w:ind w:left="720" w:hanging="360"/>
+      </w:pPr>
+      <w:rPr>
+        <w:rFonts w:ascii="Symbol" w:hAnsi="Symbol" w:hint="default"/>
+        <w:sz w:val="20"/>
+      </w:rPr>
+    </w:lvl>
+    <w:lvl w:ilvl="1" w:tentative="1">
+      <w:start w:val="1"/>
+      <w:numFmt w:val="bullet"/>
+      <w:lvlText w:val="o"/>
+      <w:lvlJc w:val="left"/>
+      <w:pPr>
+        <w:tabs>
+          <w:tab w:val="num" w:pos="1440"/>
+        </w:tabs>
+        <w:ind w:left="1440" w:hanging="360"/>
+      </w:pPr>
+      <w:rPr>
+        <w:rFonts w:ascii="Courier New" w:hAnsi="Courier New" w:hint="default"/>
+        <w:sz w:val="20"/>
+      </w:rPr>
+    </w:lvl>
+    <w:lvl w:ilvl="2" w:tentative="1">
+      <w:start w:val="1"/>
+      <w:numFmt w:val="bullet"/>
+      <w:lvlText w:val=""/>
+      <w:lvlJc w:val="left"/>
+      <w:pPr>
+        <w:tabs>
+          <w:tab w:val="num" w:pos="2160"/>
+        </w:tabs>
+        <w:ind w:left="2160" w:hanging="360"/>
+      </w:pPr>
+      <w:rPr>
+        <w:rFonts w:ascii="Wingdings" w:hAnsi="Wingdings" w:hint="default"/>
+        <w:sz w:val="20"/>
+      </w:rPr>
+    </w:lvl>
+    <w:lvl w:ilvl="3" w:tentative="1">
+      <w:start w:val="1"/>
+      <w:numFmt w:val="bullet"/>
+      <w:lvlText w:val=""/>
+      <w:lvlJc w:val="left"/>
+      <w:pPr>
+        <w:tabs>
+          <w:tab w:val="num" w:pos="2880"/>
+        </w:tabs>
+        <w:ind w:left="2880" w:hanging="360"/>
+      </w:pPr>
+      <w:rPr>
+        <w:rFonts w:ascii="Wingdings" w:hAnsi="Wingdings" w:hint="default"/>
+        <w:sz w:val="20"/>
+      </w:rPr>
+    </w:lvl>
+    <w:lvl w:ilvl="4" w:tentative="1">
+      <w:start w:val="1"/>
+      <w:numFmt w:val="bullet"/>
+      <w:lvlText w:val=""/>
+      <w:lvlJc w:val="left"/>
+      <w:pPr>
+        <w:tabs>
+          <w:tab w:val="num" w:pos="3600"/>
+        </w:tabs>
+        <w:ind w:left="3600" w:hanging="360"/>
+      </w:pPr>
+      <w:rPr>
+        <w:rFonts w:ascii="Wingdings" w:hAnsi="Wingdings" w:hint="default"/>
+        <w:sz w:val="20"/>
+      </w:rPr>
+    </w:lvl>
+    <w:lvl w:ilvl="5" w:tentative="1">
+      <w:start w:val="1"/>
+      <w:numFmt w:val="bullet"/>
+      <w:lvlText w:val=""/>
+      <w:lvlJc w:val="left"/>
+      <w:pPr>
+        <w:tabs>
+          <w:tab w:val="num" w:pos="4320"/>
+        </w:tabs>
+        <w:ind w:left="4320" w:hanging="360"/>
+      </w:pPr>
+      <w:rPr>
+        <w:rFonts w:ascii="Wingdings" w:hAnsi="Wingdings" w:hint="default"/>
+        <w:sz w:val="20"/>
+      </w:rPr>
+    </w:lvl>
+    <w:lvl w:ilvl="6" w:tentative="1">
+      <w:start w:val="1"/>
+      <w:numFmt w:val="bullet"/>
+      <w:lvlText w:val=""/>
+      <w:lvlJc w:val="left"/>
+      <w:pPr>
+        <w:tabs>
+          <w:tab w:val="num" w:pos="5040"/>
+        </w:tabs>
+        <w:ind w:left="5040" w:hanging="360"/>
+      </w:pPr>
+      <w:rPr>
+        <w:rFonts w:ascii="Wingdings" w:hAnsi="Wingdings" w:hint="default"/>
+        <w:sz w:val="20"/>
+      </w:rPr>
+    </w:lvl>
+    <w:lvl w:ilvl="7" w:tentative="1">
+      <w:start w:val="1"/>
+      <w:numFmt w:val="bullet"/>
+      <w:lvlText w:val=""/>
+      <w:lvlJc w:val="left"/>
+      <w:pPr>
+        <w:tabs>
+          <w:tab w:val="num" w:pos="5760"/>
+        </w:tabs>
+        <w:ind w:left="5760" w:hanging="360"/>
+      </w:pPr>
+      <w:rPr>
+        <w:rFonts w:ascii="Wingdings" w:hAnsi="Wingdings" w:hint="default"/>
+        <w:sz w:val="20"/>
+      </w:rPr>
+    </w:lvl>
+    <w:lvl w:ilvl="8" w:tentative="1">
+      <w:start w:val="1"/>
+      <w:numFmt w:val="bullet"/>
+      <w:lvlText w:val=""/>
+      <w:lvlJc w:val="left"/>
+      <w:pPr>
+        <w:tabs>
+          <w:tab w:val="num" w:pos="6480"/>
+        </w:tabs>
+        <w:ind w:left="6480" w:hanging="360"/>
+      </w:pPr>
+      <w:rPr>
+        <w:rFonts w:ascii="Wingdings" w:hAnsi="Wingdings" w:hint="default"/>
+        <w:sz w:val="20"/>
+      </w:rPr>
+    </w:lvl>
+  </w:abstractNum>
+  <w:num w:numId="1" w16cid:durableId="1168057751">
     <w:abstractNumId w:val="0"/>
+  </w:num>
+  <w:num w:numId="2" w16cid:durableId="888230259">
+    <w:abstractNumId w:val="2"/>
+  </w:num>
+  <w:num w:numId="3" w16cid:durableId="1254632848">
+    <w:abstractNumId w:val="1"/>
   </w:num>
 </w:numbering>
 </file>
@@ -1175,7 +1487,7 @@
     <w:link w:val="Heading1Char"/>
     <w:uiPriority w:val="9"/>
     <w:qFormat/>
-    <w:rsid w:val="00337A89"/>
+    <w:rsid w:val="001F741B"/>
     <w:pPr>
       <w:keepNext/>
       <w:keepLines/>
@@ -1198,7 +1510,7 @@
     <w:semiHidden/>
     <w:unhideWhenUsed/>
     <w:qFormat/>
-    <w:rsid w:val="00337A89"/>
+    <w:rsid w:val="001F741B"/>
     <w:pPr>
       <w:keepNext/>
       <w:keepLines/>
@@ -1221,7 +1533,7 @@
     <w:semiHidden/>
     <w:unhideWhenUsed/>
     <w:qFormat/>
-    <w:rsid w:val="00337A89"/>
+    <w:rsid w:val="001F741B"/>
     <w:pPr>
       <w:keepNext/>
       <w:keepLines/>
@@ -1244,7 +1556,7 @@
     <w:semiHidden/>
     <w:unhideWhenUsed/>
     <w:qFormat/>
-    <w:rsid w:val="00337A89"/>
+    <w:rsid w:val="001F741B"/>
     <w:pPr>
       <w:keepNext/>
       <w:keepLines/>
@@ -1267,7 +1579,7 @@
     <w:semiHidden/>
     <w:unhideWhenUsed/>
     <w:qFormat/>
-    <w:rsid w:val="00337A89"/>
+    <w:rsid w:val="001F741B"/>
     <w:pPr>
       <w:keepNext/>
       <w:keepLines/>
@@ -1288,7 +1600,7 @@
     <w:semiHidden/>
     <w:unhideWhenUsed/>
     <w:qFormat/>
-    <w:rsid w:val="00337A89"/>
+    <w:rsid w:val="001F741B"/>
     <w:pPr>
       <w:keepNext/>
       <w:keepLines/>
@@ -1311,7 +1623,7 @@
     <w:semiHidden/>
     <w:unhideWhenUsed/>
     <w:qFormat/>
-    <w:rsid w:val="00337A89"/>
+    <w:rsid w:val="001F741B"/>
     <w:pPr>
       <w:keepNext/>
       <w:keepLines/>
@@ -1332,7 +1644,7 @@
     <w:semiHidden/>
     <w:unhideWhenUsed/>
     <w:qFormat/>
-    <w:rsid w:val="00337A89"/>
+    <w:rsid w:val="001F741B"/>
     <w:pPr>
       <w:keepNext/>
       <w:keepLines/>
@@ -1355,7 +1667,7 @@
     <w:semiHidden/>
     <w:unhideWhenUsed/>
     <w:qFormat/>
-    <w:rsid w:val="00337A89"/>
+    <w:rsid w:val="001F741B"/>
     <w:pPr>
       <w:keepNext/>
       <w:keepLines/>
@@ -1398,7 +1710,7 @@
     <w:basedOn w:val="DefaultParagraphFont"/>
     <w:link w:val="Heading1"/>
     <w:uiPriority w:val="9"/>
-    <w:rsid w:val="00337A89"/>
+    <w:rsid w:val="001F741B"/>
     <w:rPr>
       <w:rFonts w:asciiTheme="majorHAnsi" w:eastAsiaTheme="majorEastAsia" w:hAnsiTheme="majorHAnsi" w:cstheme="majorBidi"/>
       <w:color w:val="0F4761" w:themeColor="accent1" w:themeShade="BF"/>
@@ -1412,7 +1724,7 @@
     <w:link w:val="Heading2"/>
     <w:uiPriority w:val="9"/>
     <w:semiHidden/>
-    <w:rsid w:val="00337A89"/>
+    <w:rsid w:val="001F741B"/>
     <w:rPr>
       <w:rFonts w:asciiTheme="majorHAnsi" w:eastAsiaTheme="majorEastAsia" w:hAnsiTheme="majorHAnsi" w:cstheme="majorBidi"/>
       <w:color w:val="0F4761" w:themeColor="accent1" w:themeShade="BF"/>
@@ -1426,7 +1738,7 @@
     <w:link w:val="Heading3"/>
     <w:uiPriority w:val="9"/>
     <w:semiHidden/>
-    <w:rsid w:val="00337A89"/>
+    <w:rsid w:val="001F741B"/>
     <w:rPr>
       <w:rFonts w:eastAsiaTheme="majorEastAsia" w:cstheme="majorBidi"/>
       <w:color w:val="0F4761" w:themeColor="accent1" w:themeShade="BF"/>
@@ -1440,7 +1752,7 @@
     <w:link w:val="Heading4"/>
     <w:uiPriority w:val="9"/>
     <w:semiHidden/>
-    <w:rsid w:val="00337A89"/>
+    <w:rsid w:val="001F741B"/>
     <w:rPr>
       <w:rFonts w:eastAsiaTheme="majorEastAsia" w:cstheme="majorBidi"/>
       <w:i/>
@@ -1454,7 +1766,7 @@
     <w:link w:val="Heading5"/>
     <w:uiPriority w:val="9"/>
     <w:semiHidden/>
-    <w:rsid w:val="00337A89"/>
+    <w:rsid w:val="001F741B"/>
     <w:rPr>
       <w:rFonts w:eastAsiaTheme="majorEastAsia" w:cstheme="majorBidi"/>
       <w:color w:val="0F4761" w:themeColor="accent1" w:themeShade="BF"/>
@@ -1466,7 +1778,7 @@
     <w:link w:val="Heading6"/>
     <w:uiPriority w:val="9"/>
     <w:semiHidden/>
-    <w:rsid w:val="00337A89"/>
+    <w:rsid w:val="001F741B"/>
     <w:rPr>
       <w:rFonts w:eastAsiaTheme="majorEastAsia" w:cstheme="majorBidi"/>
       <w:i/>
@@ -1480,7 +1792,7 @@
     <w:link w:val="Heading7"/>
     <w:uiPriority w:val="9"/>
     <w:semiHidden/>
-    <w:rsid w:val="00337A89"/>
+    <w:rsid w:val="001F741B"/>
     <w:rPr>
       <w:rFonts w:eastAsiaTheme="majorEastAsia" w:cstheme="majorBidi"/>
       <w:color w:val="595959" w:themeColor="text1" w:themeTint="A6"/>
@@ -1492,7 +1804,7 @@
     <w:link w:val="Heading8"/>
     <w:uiPriority w:val="9"/>
     <w:semiHidden/>
-    <w:rsid w:val="00337A89"/>
+    <w:rsid w:val="001F741B"/>
     <w:rPr>
       <w:rFonts w:eastAsiaTheme="majorEastAsia" w:cstheme="majorBidi"/>
       <w:i/>
@@ -1506,7 +1818,7 @@
     <w:link w:val="Heading9"/>
     <w:uiPriority w:val="9"/>
     <w:semiHidden/>
-    <w:rsid w:val="00337A89"/>
+    <w:rsid w:val="001F741B"/>
     <w:rPr>
       <w:rFonts w:eastAsiaTheme="majorEastAsia" w:cstheme="majorBidi"/>
       <w:color w:val="272727" w:themeColor="text1" w:themeTint="D8"/>
@@ -1519,7 +1831,7 @@
     <w:link w:val="TitleChar"/>
     <w:uiPriority w:val="10"/>
     <w:qFormat/>
-    <w:rsid w:val="00337A89"/>
+    <w:rsid w:val="001F741B"/>
     <w:pPr>
       <w:spacing w:after="80" w:line="240" w:lineRule="auto"/>
       <w:contextualSpacing/>
@@ -1537,7 +1849,7 @@
     <w:basedOn w:val="DefaultParagraphFont"/>
     <w:link w:val="Title"/>
     <w:uiPriority w:val="10"/>
-    <w:rsid w:val="00337A89"/>
+    <w:rsid w:val="001F741B"/>
     <w:rPr>
       <w:rFonts w:asciiTheme="majorHAnsi" w:eastAsiaTheme="majorEastAsia" w:hAnsiTheme="majorHAnsi" w:cstheme="majorBidi"/>
       <w:spacing w:val="-10"/>
@@ -1553,7 +1865,7 @@
     <w:link w:val="SubtitleChar"/>
     <w:uiPriority w:val="11"/>
     <w:qFormat/>
-    <w:rsid w:val="00337A89"/>
+    <w:rsid w:val="001F741B"/>
     <w:pPr>
       <w:numPr>
         <w:ilvl w:val="1"/>
@@ -1572,7 +1884,7 @@
     <w:basedOn w:val="DefaultParagraphFont"/>
     <w:link w:val="Subtitle"/>
     <w:uiPriority w:val="11"/>
-    <w:rsid w:val="00337A89"/>
+    <w:rsid w:val="001F741B"/>
     <w:rPr>
       <w:rFonts w:eastAsiaTheme="majorEastAsia" w:cstheme="majorBidi"/>
       <w:color w:val="595959" w:themeColor="text1" w:themeTint="A6"/>
@@ -1588,7 +1900,7 @@
     <w:link w:val="QuoteChar"/>
     <w:uiPriority w:val="29"/>
     <w:qFormat/>
-    <w:rsid w:val="00337A89"/>
+    <w:rsid w:val="001F741B"/>
     <w:pPr>
       <w:spacing w:before="160"/>
       <w:jc w:val="center"/>
@@ -1604,7 +1916,7 @@
     <w:basedOn w:val="DefaultParagraphFont"/>
     <w:link w:val="Quote"/>
     <w:uiPriority w:val="29"/>
-    <w:rsid w:val="00337A89"/>
+    <w:rsid w:val="001F741B"/>
     <w:rPr>
       <w:i/>
       <w:iCs/>
@@ -1616,7 +1928,7 @@
     <w:basedOn w:val="Normal"/>
     <w:uiPriority w:val="34"/>
     <w:qFormat/>
-    <w:rsid w:val="00337A89"/>
+    <w:rsid w:val="001F741B"/>
     <w:pPr>
       <w:ind w:left="720"/>
       <w:contextualSpacing/>
@@ -1627,7 +1939,7 @@
     <w:basedOn w:val="DefaultParagraphFont"/>
     <w:uiPriority w:val="21"/>
     <w:qFormat/>
-    <w:rsid w:val="00337A89"/>
+    <w:rsid w:val="001F741B"/>
     <w:rPr>
       <w:i/>
       <w:iCs/>
@@ -1641,7 +1953,7 @@
     <w:link w:val="IntenseQuoteChar"/>
     <w:uiPriority w:val="30"/>
     <w:qFormat/>
-    <w:rsid w:val="00337A89"/>
+    <w:rsid w:val="001F741B"/>
     <w:pPr>
       <w:pBdr>
         <w:top w:val="single" w:sz="4" w:space="10" w:color="0F4761" w:themeColor="accent1" w:themeShade="BF"/>
@@ -1662,7 +1974,7 @@
     <w:basedOn w:val="DefaultParagraphFont"/>
     <w:link w:val="IntenseQuote"/>
     <w:uiPriority w:val="30"/>
-    <w:rsid w:val="00337A89"/>
+    <w:rsid w:val="001F741B"/>
     <w:rPr>
       <w:i/>
       <w:iCs/>
@@ -1674,36 +1986,13 @@
     <w:basedOn w:val="DefaultParagraphFont"/>
     <w:uiPriority w:val="32"/>
     <w:qFormat/>
-    <w:rsid w:val="00337A89"/>
+    <w:rsid w:val="001F741B"/>
     <w:rPr>
       <w:b/>
       <w:bCs/>
       <w:smallCaps/>
       <w:color w:val="0F4761" w:themeColor="accent1" w:themeShade="BF"/>
       <w:spacing w:val="5"/>
-    </w:rPr>
-  </w:style>
-  <w:style w:type="character" w:styleId="Hyperlink">
-    <w:name w:val="Hyperlink"/>
-    <w:basedOn w:val="DefaultParagraphFont"/>
-    <w:uiPriority w:val="99"/>
-    <w:unhideWhenUsed/>
-    <w:rsid w:val="00D61C58"/>
-    <w:rPr>
-      <w:color w:val="467886" w:themeColor="hyperlink"/>
-      <w:u w:val="single"/>
-    </w:rPr>
-  </w:style>
-  <w:style w:type="character" w:styleId="UnresolvedMention">
-    <w:name w:val="Unresolved Mention"/>
-    <w:basedOn w:val="DefaultParagraphFont"/>
-    <w:uiPriority w:val="99"/>
-    <w:semiHidden/>
-    <w:unhideWhenUsed/>
-    <w:rsid w:val="00D61C58"/>
-    <w:rPr>
-      <w:color w:val="605E5C"/>
-      <w:shd w:val="clear" w:color="auto" w:fill="E1DFDD"/>
     </w:rPr>
   </w:style>
 </w:styles>
